--- a/일본판/2부/2부_12화_닫힌_문.docx
+++ b/일본판/2부/2부_12화_닫힌_문.docx
@@ -36,7 +36,7 @@
           <w:i w:val="0"/>
           <w:sz w:val="22"/>
         </w:rPr>
-        <w:t>마카베 료(34세, 기류 법률사무소 변호사·「하토마치 원고단 소송」 대리인 — 마카베 이사오의 아들) / 미우라 나오(42세, 사무장 격) / 하마노 오사무(60대, 원고단장, 하토마치 어촌 출신 어부) / 엔도 사부로(85세, 최고령 원고) / 우사미(60대 후반, 형사 변호사, 기류의 동기) / 고마쓰 가즈요(45세, 원고) / 고마쓰 쇼타(20세, 가즈요의 아들) / 오카미(60대, 이자카야 「시오사이」 주인) / 하야세 아카리(20세, 오쿠하마대학 법학부 2학년, 사망한 원고 하야세 겐조의 손녀 — 이 화가 첫 등장) / 하야세 겐조(향년 81, 원고, 이름만) / 오쿠하마 고등법원 민사부 서기관(전화 목소리) / 사카키 교헤이(54세, 마카베 이사오의 제1비서) / 마카베 스미코(澄子, 90대 중반, 이사오의 어머니, 료의 할머니) / 마카베 이사오(75세, 오쿠하마 1구 중의원 의원 — 이름만, 쓰러져 중환자실) / 프레임 장면: 하야세 아카리(34세, 변호사·의원) / 미우라 나오(57세, 증인) / 재판장 / 방청객</w:t>
+        <w:t>마카베 료(35세, 기류 법률사무소 변호사·「하토마치 원고단 소송」 대리인 — 마카베 이사오의 아들) / 미우라 나오(42세, 사무장 격) / 하마노 오사무(60대, 원고단장, 하토마치 어촌 출신 어부) / 엔도 사부로(85세, 최고령 원고) / 우사미(60대 후반, 형사 변호사, 기류의 동기) / 고마쓰 가즈요(45세, 원고) / 고마쓰 쇼타(20세, 가즈요의 아들) / 오카미(60대, 이자카야 「시오사이」 주인) / 하야세 아카리(20세, 오쿠하마대학 법학부 2학년, 사망한 원고 하야세 겐조의 손녀 — 이 화가 첫 등장) / 하야세 겐조(향년 81, 원고, 이름만) / 오쿠하마 고등법원 민사부 서기관(전화 목소리) / 사카키 교헤이(54세, 마카베 이사오의 제1비서) / 마카베 스미코(澄子, 90대 중반, 이사오의 어머니, 료의 할머니) / 마카베 이사오(74세, 오쿠하마 1구 중의원 의원 — 이름만, 쓰러져 중환자실) / 프레임 장면: 하야세 아카리(34세, 변호사·의원) / 미우라 나오(57세, 증인) / 재판장 / 방청객</w:t>
       </w:r>
     </w:p>
     <w:p>

--- a/일본판/2부/2부_12화_닫힌_문.docx
+++ b/일본판/2부/2부_12화_닫힌_문.docx
@@ -230,7 +230,7 @@
           <w:i w:val="0"/>
           <w:sz w:val="22"/>
         </w:rPr>
-        <w:t>先生に言ってるんでねえ。(判決書の付箋を一枚めくる)国には責任なし。電力にだけ、ちっとばかり。この「ちっとばかり」が、おらは腹に据えかねる。</w:t>
+        <w:t>先生に言ってるんでねえ。(判決書の付箋を一枚めくる)国には責任なし。電力にだけちっとばかり。この「ちっとばかり」がおらは腹に据えかねる。</w:t>
       </w:r>
     </w:p>
     <w:p>
@@ -299,7 +299,7 @@
           <w:i w:val="0"/>
           <w:sz w:val="22"/>
         </w:rPr>
-        <w:t>はい。十四・二メートル。国の側の、いちばん痛いところです。</w:t>
+        <w:t>はい。十四・二メートル。国の側のいちばん痛いところです。</w:t>
       </w:r>
     </w:p>
     <w:p>
@@ -383,7 +383,7 @@
           <w:i w:val="0"/>
           <w:sz w:val="22"/>
         </w:rPr>
-        <w:t>んだな。一本で止めねえと、苦くなる。(一口飲み、湯呑みを両手で包む)先生。おらはもう六十五だ。船に乗れなくなって、十年になる。控訴審で、勝てっか。</w:t>
+        <w:t>んだな。一本で止めねえと、苦くなる。(一口飲み湯呑みを両手で包む)先生。おらはもう六十五だ。船に乗れなくなって、十年になる。控訴審で、勝てっか。</w:t>
       </w:r>
     </w:p>
     <w:p>
@@ -416,7 +416,7 @@
           <w:i w:val="0"/>
           <w:sz w:val="22"/>
         </w:rPr>
-        <w:t>勝てると言うのは簡単です。でも、僕は言いません。勝つために、全部やります。それを毎回浜野さんに見てもらいます。</w:t>
+        <w:t>勝てると言うのは簡単です。でも僕は言いません。勝つために、全部やります。それを毎回浜野さんに見てもらいます。</w:t>
       </w:r>
     </w:p>
     <w:p>
@@ -500,7 +500,7 @@
           <w:color w:val="555555"/>
           <w:sz w:val="22"/>
         </w:rPr>
-        <w:t>(浜野が帰ったあと、三浦が空の湯呑みを盆に戻す。遼は判決書の最後の頁の「よって、主文のとおり判決する」の一行を、しばらく見ている。)</w:t>
+        <w:t>(浜野が帰ったあと、三浦が空の湯呑みを盆に戻す。遼は判決書の最後の頁の「よって主文のとおり判決する」の一行を、しばらく見ている。)</w:t>
       </w:r>
     </w:p>
     <w:p>
@@ -553,7 +553,7 @@
           <w:i w:val="0"/>
           <w:sz w:val="22"/>
         </w:rPr>
-        <w:t>はい、桐生法律事務所です。……お世話になっております。……はい、少々お待ちください。(送話口を押さえる)真壁さん。高裁の書記官から。控訴審の、第一回口頭弁論期日の連絡だそうです。</w:t>
+        <w:t>はい桐生法律事務所です。……お世話になっております。……はい少々お待ちください。(送話口を押さえる)真壁さん。高裁の書記官から。控訴審の第一回口頭弁論期日の連絡だそうです。</w:t>
       </w:r>
     </w:p>
     <w:p>
@@ -698,7 +698,7 @@
           <w:i w:val="0"/>
           <w:sz w:val="22"/>
         </w:rPr>
-        <w:t>……すみません。もう一度、お願いします。令和何年ですか。</w:t>
+        <w:t>……すみません。もう一度お願いします。令和何年ですか。</w:t>
       </w:r>
     </w:p>
     <w:p>
@@ -721,7 +721,7 @@
           <w:i w:val="0"/>
           <w:sz w:val="22"/>
         </w:rPr>
-        <w:t>令和六年です。三年後の、十一月になります。</w:t>
+        <w:t>令和六年です。三年後の十一月になります。</w:t>
       </w:r>
     </w:p>
     <w:p>
@@ -874,7 +874,7 @@
           <w:i w:val="0"/>
           <w:sz w:val="22"/>
         </w:rPr>
-        <w:t>三年。……判決から、もう三年かかるんですね。一審が一年九か月だったのに。</w:t>
+        <w:t>三年。……判決からもう三年かかるんですね。一審が一年九か月だったのに。</w:t>
       </w:r>
     </w:p>
     <w:p>
@@ -989,7 +989,7 @@
           <w:i w:val="0"/>
           <w:sz w:val="22"/>
         </w:rPr>
-        <w:t>僕は、三十七歳。……三年後、この事務所の鉄瓶が、まだここにあることを祈ります。</w:t>
+        <w:t>僕は三十七歳。……三年後この事務所の鉄瓶が、まだここにあることを祈ります。</w:t>
       </w:r>
     </w:p>
     <w:p>
@@ -1253,7 +1253,7 @@
           <w:i w:val="0"/>
           <w:sz w:val="22"/>
         </w:rPr>
-        <w:t>……何だ、じいさん。</w:t>
+        <w:t>……何だじいさん。</w:t>
       </w:r>
     </w:p>
     <w:p>
@@ -1276,7 +1276,7 @@
           <w:i w:val="0"/>
           <w:sz w:val="22"/>
         </w:rPr>
-        <w:t>おめえ、石の話は、もう言うな。言うほど、石が重くなる。</w:t>
+        <w:t>おめえ石の話は、もう言うな。言うほど石が重くなる。</w:t>
       </w:r>
     </w:p>
     <w:p>
@@ -1331,7 +1331,7 @@
           <w:i w:val="0"/>
           <w:sz w:val="22"/>
         </w:rPr>
-        <w:t>おらは八十五だ。三年後は、八十八。(杖の握りを、ゆっくり撫でる)三年待つのはいい。待つのは、得意だ。海が凪ぐのを、半年待つのは、漁師の暮らしだった。でもな、先生。待ってる間に、顔が減んのが、嫌なんだ。</w:t>
+        <w:t>おらは八十五だ。三年後は、八十八。(杖の握りを、ゆっくり撫でる)三年待つのはいい。待つのは、得意だ。海が凪ぐのを、半年待つのは、漁師の暮らしだった。でもな先生。待ってる間に、顔が減んのが、嫌なんだ。</w:t>
       </w:r>
     </w:p>
     <w:p>
@@ -1377,7 +1377,7 @@
           <w:i w:val="0"/>
           <w:sz w:val="22"/>
         </w:rPr>
-        <w:t>この間、また一人、葬式だった。わけえ先生、何人目か、数えてっか。</w:t>
+        <w:t>この間また一人、葬式だった。わけえ先生、何人目か、数えてっか。</w:t>
       </w:r>
     </w:p>
     <w:p>
@@ -1466,7 +1466,7 @@
           <w:i w:val="0"/>
           <w:sz w:val="22"/>
         </w:rPr>
-        <w:t>もちろんです。一人ずつ、手書きで。三行でも、一行でもいい。</w:t>
+        <w:t>もちろんです。一人ずつ手書きで。三行でも、一行でもいい。</w:t>
       </w:r>
     </w:p>
     <w:p>
@@ -1545,7 +1545,7 @@
           <w:i w:val="0"/>
           <w:sz w:val="22"/>
         </w:rPr>
-        <w:t>翔太。あんた、字きれいだから、代わりに書いて。</w:t>
+        <w:t>翔太。あんた字きれいだから、代わりに書いて。</w:t>
       </w:r>
     </w:p>
     <w:p>
@@ -1568,7 +1568,7 @@
           <w:i w:val="0"/>
           <w:sz w:val="22"/>
         </w:rPr>
-        <w:t>俺、ここで書くの?</w:t>
+        <w:t>俺ここで書くの?</w:t>
       </w:r>
     </w:p>
     <w:p>
@@ -1591,7 +1591,7 @@
           <w:i w:val="0"/>
           <w:sz w:val="22"/>
         </w:rPr>
-        <w:t>帰ってから、でいい。でも、書いて。(声は静かだが目は前を見たまま動かない)</w:t>
+        <w:t>帰ってから、でいい。でも書いて。(声は静かだが目は前を見たまま動かない)</w:t>
       </w:r>
     </w:p>
     <w:p>
@@ -1767,7 +1767,7 @@
           <w:color w:val="555555"/>
           <w:sz w:val="22"/>
         </w:rPr>
-        <w:t>(一つずつ、指でたどる)</w:t>
+        <w:t>(一つずつ指でたどる)</w:t>
       </w:r>
       <w:r>
         <w:rPr>
@@ -1868,7 +1868,7 @@
           <w:i w:val="0"/>
           <w:sz w:val="22"/>
         </w:rPr>
-        <w:t>提訴から、一年十か月で、十一人。最高齢は、八十九歳。最年少は、六十一歳。肺炎が三人、がんが二人、心不全が二人。あとは……(言いよどむ)仮設を出て、一人で暮らしていた方が一人。</w:t>
+        <w:t>提訴から一年十か月で、十一人。最高齢は、八十九歳。最年少は、六十一歳。肺炎が三人がんが二人、心不全が二人。あとは……(言いよどむ)仮設を出て、一人で暮らしていた方が一人。</w:t>
       </w:r>
     </w:p>
     <w:p>
@@ -1937,7 +1937,7 @@
           <w:i w:val="0"/>
           <w:sz w:val="22"/>
         </w:rPr>
-        <w:t>数式なんて、書かなくていい。</w:t>
+        <w:t>数式なんて書かなくていい。</w:t>
       </w:r>
     </w:p>
     <w:p>
@@ -1960,7 +1960,7 @@
           <w:i w:val="0"/>
           <w:sz w:val="22"/>
         </w:rPr>
-        <w:t>でも、真壁さん。裁判が人の寿命を追い越せないなら、この裁判は、誰のためのものですか。</w:t>
+        <w:t>でも真壁さん。裁判が人の寿命を追い越せないなら、この裁判は、誰のためのものですか。</w:t>
       </w:r>
     </w:p>
     <w:p>
@@ -2128,7 +2128,7 @@
           <w:i w:val="0"/>
           <w:sz w:val="22"/>
         </w:rPr>
-        <w:t>おう、やっとるな。大城くんの接見に行ってきた。拘置所の面会は、アクリル板越しで、十五分。</w:t>
+        <w:t>おうやっとるな。大城くんの接見に行ってきた。拘置所の面会は、アクリル板越しで、十五分。</w:t>
       </w:r>
     </w:p>
     <w:p>
@@ -2354,7 +2354,7 @@
           <w:i w:val="0"/>
           <w:sz w:val="22"/>
         </w:rPr>
-        <w:t>はい。……すみません、今日はもう、受付が終わって。</w:t>
+        <w:t>はい。……すみません今日はもう、受付が終わって。</w:t>
       </w:r>
     </w:p>
     <w:p>
@@ -2525,7 +2525,7 @@
           <w:i w:val="0"/>
           <w:sz w:val="22"/>
         </w:rPr>
-        <w:t>お邪魔します。(入ってきて、応接室を、ぐるりと見回す)ここが桐生法律事務所。……思ったより、小さいですね。</w:t>
+        <w:t>お邪魔します。(入ってきて応接室を、ぐるりと見回す)ここが桐生法律事務所。……思ったより小さいですね。</w:t>
       </w:r>
     </w:p>
     <w:p>
@@ -2701,7 +2701,7 @@
           <w:i w:val="0"/>
           <w:sz w:val="22"/>
         </w:rPr>
-        <w:t>勝つ気がある、と言うのは簡単です。でも、僕はその言い方を一度断ったことがあります。浜野さんの前で、先週。</w:t>
+        <w:t>勝つ気がある、と言うのは簡単です。でも僕はその言い方を一度断ったことがあります。浜野さんの前で、先週。</w:t>
       </w:r>
     </w:p>
     <w:p>
@@ -2780,7 +2780,7 @@
           <w:i w:val="0"/>
           <w:sz w:val="22"/>
         </w:rPr>
-        <w:t>正直ですね。……けど、私はそれで納得しません。祖父は毎週日曜、ラジオで国会中継を聞いていた人です。「法律はちゃんと守られれば、弱い者の味方になる」って、本気で信じてた。その人が、判決を聞かずに、死んだんですよ。</w:t>
+        <w:t>正直ですね。……けど私はそれで納得しません。祖父は毎週日曜、ラジオで国会中継を聞いていた人です。「法律はちゃんと守られれば、弱い者の味方になる」って、本気で信じてた。その人が、判決を聞かずに、死んだんですよ。</w:t>
       </w:r>
     </w:p>
     <w:p>
@@ -3012,7 +3012,7 @@
           <w:i w:val="0"/>
           <w:sz w:val="22"/>
         </w:rPr>
-        <w:t>……来てください。ただし、この事務所では、来た人に、最初にお茶を出す決まりです。</w:t>
+        <w:t>……来てください。ただしこの事務所では、来た人に、最初にお茶を出す決まりです。</w:t>
       </w:r>
     </w:p>
     <w:p>
@@ -3058,7 +3058,7 @@
           <w:i w:val="0"/>
           <w:sz w:val="22"/>
         </w:rPr>
-        <w:t>監視役にも、茶は出します。(鉄瓶から、湯をうつし、急須を回す。最初の一杯を、早瀬の前に置く)</w:t>
+        <w:t>監視役にも、茶は出します。(鉄瓶から湯をうつし、急須を回す。最初の一杯を、早瀬の前に置く)</w:t>
       </w:r>
     </w:p>
     <w:p>
@@ -3128,7 +3128,7 @@
           <w:color w:val="555555"/>
           <w:sz w:val="22"/>
         </w:rPr>
-        <w:t>(一口飲み、顔をしかめる)</w:t>
+        <w:t>(一口飲み顔をしかめる)</w:t>
       </w:r>
       <w:r>
         <w:rPr>
@@ -3152,7 +3152,7 @@
           <w:color w:val="555555"/>
           <w:sz w:val="22"/>
         </w:rPr>
-        <w:t>(早瀬は湯呑みを置き、リュックの外ポケットから、小さな文庫本を取り出す。古い岩波の『平家物語』。栞が一枚、はさまっている。)</w:t>
+        <w:t>(早瀬は湯呑みを置き、リュックの外ポケットから、小さな文庫本を取り出す。古い岩波の『平家物語』。栞が一枚はさまっている。)</w:t>
       </w:r>
     </w:p>
     <w:p>
@@ -3198,7 +3198,7 @@
           <w:i w:val="0"/>
           <w:sz w:val="22"/>
         </w:rPr>
-        <w:t>済ませたく、ないですか。</w:t>
+        <w:t>済ませたくないですか。</w:t>
       </w:r>
     </w:p>
     <w:p>
@@ -3401,7 +3401,7 @@
           <w:i w:val="0"/>
           <w:sz w:val="22"/>
         </w:rPr>
-        <w:t>はい、お待たせ。どんこ汁と、ほっき飯。……そっちの若い子は、ウーロン茶だけで、いいのか。</w:t>
+        <w:t>はいお待たせ。どんこ汁と、ほっき飯。……そっちの若い子は、ウーロン茶だけで、いいのか。</w:t>
       </w:r>
     </w:p>
     <w:p>
@@ -3447,7 +3447,7 @@
           <w:i w:val="0"/>
           <w:sz w:val="22"/>
         </w:rPr>
-        <w:t>ほう。じゃあ、ほっき飯食え。おごりだ。</w:t>
+        <w:t>ほう。じゃあほっき飯食え。おごりだ。</w:t>
       </w:r>
     </w:p>
     <w:p>
@@ -3493,7 +3493,7 @@
           <w:i w:val="0"/>
           <w:sz w:val="22"/>
         </w:rPr>
-        <w:t>悪かねえ。原告の孫は、うちの孫みてえなもんだ。さ、冷めねえうちに。</w:t>
+        <w:t>悪かねえ。原告の孫は、うちの孫みてえなもんだ。さ冷めねえうちに。</w:t>
       </w:r>
     </w:p>
     <w:p>
@@ -3587,7 +3587,7 @@
           <w:i w:val="0"/>
           <w:sz w:val="22"/>
         </w:rPr>
-        <w:t>礼はいらねえ。この箱はな、三年は置いとくつもりだ。三年分貯めるわ。</w:t>
+        <w:t>礼はいらねえ。この箱はな三年は置いとくつもりだ。三年分貯めるわ。</w:t>
       </w:r>
     </w:p>
     <w:p>
@@ -3643,7 +3643,7 @@
           <w:i w:val="0"/>
           <w:sz w:val="22"/>
         </w:rPr>
-        <w:t>そうだ。三年。三年分の、百円玉の重みを、裁判官に量ってもらう。</w:t>
+        <w:t>そうだ。三年。三年分の百円玉の重みを、裁判官に量ってもらう。</w:t>
       </w:r>
     </w:p>
     <w:p>
@@ -3806,7 +3806,7 @@
           <w:i w:val="0"/>
           <w:sz w:val="22"/>
         </w:rPr>
-        <w:t>汐見の浜じゃねえ。波戸の浜だ。……あんた、波戸の浜、見たことあるか。</w:t>
+        <w:t>汐見の浜じゃねえ。波戸の浜だ。……あんた波戸の浜、見たことあるか。</w:t>
       </w:r>
     </w:p>
     <w:p>
@@ -3900,7 +3900,7 @@
           <w:i w:val="0"/>
           <w:sz w:val="22"/>
         </w:rPr>
-        <w:t>早瀬さん。来週から、毎週金曜に、事務所へ。控訴理由書の、骨組みを見せます。意見があれば。</w:t>
+        <w:t>早瀬さん。来週から毎週金曜に、事務所へ。控訴理由書の、骨組みを見せます。意見があれば。</w:t>
       </w:r>
     </w:p>
     <w:p>
@@ -4052,7 +4052,7 @@
           <w:color w:val="555555"/>
           <w:sz w:val="22"/>
         </w:rPr>
-        <w:t>(そのとき、遼の携帯が、震える。画面に「榊」。遼は一度画面を見て、それから、静かに通話を押す。)</w:t>
+        <w:t>(そのとき遼の携帯が、震える。画面に「榊」。遼は一度画面を見て、それから、静かに通話を押す。)</w:t>
       </w:r>
     </w:p>
     <w:p>
@@ -4569,7 +4569,7 @@
           <w:i w:val="0"/>
           <w:sz w:val="22"/>
         </w:rPr>
-        <w:t>十二月の、二十八日です。</w:t>
+        <w:t>十二月の二十八日です。</w:t>
       </w:r>
     </w:p>
     <w:p>
@@ -4668,7 +4668,7 @@
           <w:color w:val="555555"/>
           <w:sz w:val="22"/>
         </w:rPr>
-        <w:t>(遼はコートを受け取る。立ち上がって、桐生の机の前で、一度だけ足を止める。何も言わず、ドアに向かう。鉄瓶の湯気が一本天井に向かって、まっすぐ上がっていく。)</w:t>
+        <w:t>(遼はコートを受け取る。立ち上がって、桐生の机の前で、一度だけ足を止める。何も言わずドアに向かう。鉄瓶の湯気が一本天井に向かって、まっすぐ上がっていく。)</w:t>
       </w:r>
     </w:p>
     <w:p>
@@ -4744,7 +4744,7 @@
           <w:i w:val="0"/>
           <w:sz w:val="22"/>
         </w:rPr>
-        <w:t>……今夜も、変わりませんか。</w:t>
+        <w:t>……今夜も変わりませんか。</w:t>
       </w:r>
     </w:p>
     <w:p>
@@ -4768,7 +4768,7 @@
           <w:color w:val="555555"/>
           <w:sz w:val="22"/>
         </w:rPr>
-        <w:t>(顔を上げて、孫を見る)</w:t>
+        <w:t>(顔を上げて孫を見る)</w:t>
       </w:r>
       <w:r>
         <w:rPr>
@@ -4800,7 +4800,7 @@
           <w:i w:val="0"/>
           <w:sz w:val="22"/>
         </w:rPr>
-        <w:t>ばあちゃん。……体冷えるべ。座ってて、いいから。</w:t>
+        <w:t>ばあちゃん。……体冷えるべ。座ってていいから。</w:t>
       </w:r>
     </w:p>
     <w:p>
@@ -4894,7 +4894,7 @@
           <w:i w:val="0"/>
           <w:sz w:val="22"/>
         </w:rPr>
-        <w:t>意識はまだ戻りません。原因は調べている最中だと。医師は、まだ予断を許さない状態だと。</w:t>
+        <w:t>意識はまだ戻りません。原因は調べている最中だと。医師はまだ予断を許さない状態だと。</w:t>
       </w:r>
     </w:p>
     <w:p>
@@ -5070,7 +5070,7 @@
           <w:i w:val="0"/>
           <w:sz w:val="22"/>
         </w:rPr>
-        <w:t>朝まで、ここにいます。</w:t>
+        <w:t>朝までここにいます。</w:t>
       </w:r>
     </w:p>
     <w:p>
@@ -5108,7 +5108,7 @@
           <w:i w:val="0"/>
           <w:sz w:val="22"/>
         </w:rPr>
-        <w:t>飲みなさい。お父さんの、好きな緑茶だよ。</w:t>
+        <w:t>飲みなさい。お父さんの好きな緑茶だよ。</w:t>
       </w:r>
     </w:p>
     <w:p>
@@ -5747,7 +5747,7 @@
           <w:i w:val="0"/>
           <w:sz w:val="22"/>
         </w:rPr>
-        <w:t>……申し訳ありません。それはまだ、お答えできません。</w:t>
+        <w:t>……申し訳ありません。それはまだお答えできません。</w:t>
       </w:r>
     </w:p>
     <w:p>
@@ -5938,7 +5938,7 @@
           <w:i w:val="0"/>
           <w:sz w:val="22"/>
         </w:rPr>
-        <w:t>では、最後に別の質問をします。あの年の十二月、病院の扉の前で、真壁氏は引き返すこともできた。その日、彼はなぜ、道を変えなかったのですか。</w:t>
+        <w:t>では最後に別の質問をします。あの年の十二月、病院の扉の前で、真壁氏は引き返すこともできた。その日、彼はなぜ、道を変えなかったのですか。</w:t>
       </w:r>
     </w:p>
     <w:p>
@@ -5961,7 +5961,7 @@
           <w:i w:val="0"/>
           <w:sz w:val="22"/>
         </w:rPr>
-        <w:t>……あの人は、待つのが得意な人ではありませんでした。それでも、待ちました。(一拍おく)答えの入り口は、それだと思っています。全部は、私にも分かりません。</w:t>
+        <w:t>……あの人は、待つのが得意な人ではありませんでした。それでも、待ちました。(一拍おく)答えの入り口は、それだと思っています。全部は私にも分かりません。</w:t>
       </w:r>
     </w:p>
     <w:p>
